--- a/WordTest.docx
+++ b/WordTest.docx
@@ -13,6 +13,26 @@
           <w:rFonts w:ascii="Century Gothic" w:hAnsi="Century Gothic"/>
         </w:rPr>
         <w:t>Esto es una prueba</w:t>
+      </w:r>
+    </w:p>
+    <w:p>
+      <w:pPr>
+        <w:rPr>
+          <w:rFonts w:ascii="Century Gothic" w:hAnsi="Century Gothic"/>
+        </w:rPr>
+      </w:pPr>
+    </w:p>
+    <w:p>
+      <w:pPr>
+        <w:rPr>
+          <w:rFonts w:ascii="Century Gothic" w:hAnsi="Century Gothic"/>
+        </w:rPr>
+      </w:pPr>
+      <w:r>
+        <w:rPr>
+          <w:rFonts w:ascii="Century Gothic" w:hAnsi="Century Gothic"/>
+        </w:rPr>
+        <w:t>Esto sigue siendo un prueba</w:t>
       </w:r>
     </w:p>
     <w:sectPr>

--- a/WordTest.docx
+++ b/WordTest.docx
@@ -33,6 +33,26 @@
           <w:rFonts w:ascii="Century Gothic" w:hAnsi="Century Gothic"/>
         </w:rPr>
         <w:t>Esto sigue siendo un prueba</w:t>
+      </w:r>
+    </w:p>
+    <w:p>
+      <w:pPr>
+        <w:rPr>
+          <w:rFonts w:ascii="Century Gothic" w:hAnsi="Century Gothic"/>
+        </w:rPr>
+      </w:pPr>
+    </w:p>
+    <w:p>
+      <w:pPr>
+        <w:rPr>
+          <w:rFonts w:ascii="Century Gothic" w:hAnsi="Century Gothic"/>
+        </w:rPr>
+      </w:pPr>
+      <w:r>
+        <w:rPr>
+          <w:rFonts w:ascii="Century Gothic" w:hAnsi="Century Gothic"/>
+        </w:rPr>
+        <w:t>Cambios en archivo de Word</w:t>
       </w:r>
     </w:p>
     <w:sectPr>
